--- a/students/Navruzov Gamzabeg/Laba1/Управление IT Наврузов.docx
+++ b/students/Navruzov Gamzabeg/Laba1/Управление IT Наврузов.docx
@@ -8095,23 +8095,7 @@
                 <w:sz w:val="20"/>
                 <w:lang w:val="ru-RU"/>
               </w:rPr>
-              <w:t>+</w:t>
-            </w:r>
-            <w:r>
-              <w:rPr>
-                <w:i/>
-                <w:sz w:val="20"/>
-                <w:lang w:val="ru-RU"/>
-              </w:rPr>
-              <w:t xml:space="preserve"> </w:t>
-            </w:r>
-            <w:r>
-              <w:rPr>
-                <w:i/>
-                <w:sz w:val="20"/>
-                <w:lang w:val="ru-RU"/>
-              </w:rPr>
-              <w:t xml:space="preserve"> </w:t>
+              <w:t xml:space="preserve">+  </w:t>
             </w:r>
             <w:proofErr w:type="spellStart"/>
             <w:r>
@@ -8130,15 +8114,7 @@
                 <w:sz w:val="20"/>
                 <w:lang w:val="ru-RU"/>
               </w:rPr>
-              <w:t>-разработчик</w:t>
-            </w:r>
-            <w:r>
-              <w:rPr>
-                <w:i/>
-                <w:sz w:val="20"/>
-                <w:lang w:val="ru-RU"/>
-              </w:rPr>
-              <w:t xml:space="preserve"> -1</w:t>
+              <w:t>-разработчик -1</w:t>
             </w:r>
           </w:p>
           <w:p>
@@ -25855,6 +25831,7 @@
   <w:style w:type="character" w:default="1" w:styleId="a0">
     <w:name w:val="Default Paragraph Font"/>
     <w:uiPriority w:val="1"/>
+    <w:semiHidden/>
     <w:unhideWhenUsed/>
   </w:style>
   <w:style w:type="table" w:default="1" w:styleId="a1">
